--- a/T&C/VAS - Fleequid Care/Vers 2 - Multilanguage - Q3 2026/Condizioni_Specifiche_Fleequid_Care_CSFC-F0002_2026_DEF_DEF_PL.docx
+++ b/T&C/VAS - Fleequid Care/Vers 2 - Multilanguage - Q3 2026/Condizioni_Specifiche_Fleequid_Care_CSFC-F0002_2026_DEF_DEF_PL.docx
@@ -3568,7 +3568,7 @@
           <w:rFonts w:ascii="Verdana" w:hAnsi="Verdana"/>
           <w:sz w:val="20"/>
         </w:rPr>
-        <w:t>Kupujący akceptuje i uznaje, że podział między pokryciem bezpośrednim a Voucherem Fleequid® stanowi istotny element Usługi Fleequid Care® oraz że wydanie Vouchera stanowi pod każdym względem uzupełnienie świadczenia umownego Fleequid®. Wydanie Vouchera jest równoznaczne z pełnym i ostatecznym zaspokojeniem odpowiedniej części odszkodowania.</w:t>
+        <w:t>Kupujący akceptuje i uznaje, że podział między pokryciem bezpośrednim a Voucherem Fleequid® stanowi istotny element Usługi Fleequid Care® oraz że wydanie Vouchera stanowi pod każdym względem wykonanie świadczenia umownego Fleequid®. Wydanie Vouchera jest równoznaczne z pełnym i ostatecznym zaspokojeniem odpowiedniej części odszkodowania.</w:t>
       </w:r>
     </w:p>
     <w:p>
